--- a/applications/oneimaging-marketing-operations-manager/OneImaging-MarketingOpsManager-Resume.docx
+++ b/applications/oneimaging-marketing-operations-manager/OneImaging-MarketingOpsManager-Resume.docx
@@ -681,7 +681,7 @@
           <w:i w:val="0"/>
           <w:color w:val="1A1A1A"/>
         </w:rPr>
-        <w:t>Email &amp; SMS Journeys, Pre-Launch QA, Landing Pages, A/B Testing, Deliverability (99%+)</w:t>
+        <w:t>Email &amp; SMS Journeys, Pre-Launch QA, Landing Pages, A/B Testing, Light Design Asset Updates</w:t>
       </w:r>
     </w:p>
     <w:p>
